--- a/docs/忆联_技术架构设计书_V1.5.docx
+++ b/docs/忆联_技术架构设计书_V1.5.docx
@@ -2229,7 +2229,15 @@
         <w:pStyle w:val="ListNumber"/>
       </w:pPr>
       <w:r>
-        <w:t>新人加入家族（邀请码认领 / 联系请求被同意）后，与家族内每位现有成员 ensureRelationship（已 REMOVED 的行复活为双方 PENDING，复用历史行避免重复记录）；</w:t>
+        <w:t>计算双方"家族圈子"：circleOf(user) = 自己 + 所在家族全部成员 + 已确认关系的联系人（跨家族，避免家族成为孤岛）；</w:t>
+      </w:r>
+    </w:p>
+    <w:p>
+      <w:pPr>
+        <w:pStyle w:val="ListNumber"/>
+      </w:pPr>
+      <w:r>
+        <w:t>建立两类关系：①新人 × 对方圈子的每位成员；②对方（邀请人/发起人）× 新人圈子的每位成员。已 REMOVED 的行复活为双方 PENDING，复用历史行避免重复记录；</w:t>
       </w:r>
     </w:p>
     <w:p>
@@ -2245,15 +2253,12 @@
         <w:pStyle w:val="ListNumber"/>
       </w:pPr>
       <w:r>
-        <w:t>其余待确认方向写入 notifications，双方各一条，suggested_relation 仅作预填建议；</w:t>
+        <w:t>其余待确认方向写入 notifications，双方各一条，suggested_relation 仅作预填建议；已存在未处理消息时不重复推送（幂等）。</w:t>
       </w:r>
     </w:p>
     <w:p>
-      <w:pPr>
-        <w:pStyle w:val="ListNumber"/>
-      </w:pPr>
       <w:r>
-        <w:t>已存在未处理消息时不重复推送（幂等）。</w:t>
+        <w:t>确认后的一致性（ensureSharedFamily）：任一方确认关系时，若双方尚无共同家族，则自动把确认方加入对方的本人档案所在家族（family_members.relation_source = RELATION_CONFIRM，VIEWER 权限），保证"确认了就能在记忆档案里看到对方"。解除关系时同步回收由关系产生的成员关系（CONNECTION_REQUEST / RELATION_CONFIRM）。</w:t>
       </w:r>
     </w:p>
     <w:p>
